--- a/Books-Complete/Fantasy/Nexus-APrincessReturningHome/Cover_Nexus-APrincessReturningHome.docx
+++ b/Books-Complete/Fantasy/Nexus-APrincessReturningHome/Cover_Nexus-APrincessReturningHome.docx
@@ -147,7 +147,6 @@
         </w:rPr>
         <w:t xml:space="preserve">After a lifetime of searching, Bill Charming finally escapes to a fairy </w:t>
       </w:r>
-      <w:proofErr w:type="spellStart"/>
       <w:r>
         <w:rPr>
           <w:b/>
@@ -155,9 +154,8 @@
           <w:sz w:val="36"/>
           <w:szCs w:val="36"/>
         </w:rPr>
-        <w:t>tail</w:t>
-      </w:r>
-      <w:proofErr w:type="spellEnd"/>
+        <w:t>tale</w:t>
+      </w:r>
       <w:r>
         <w:rPr>
           <w:b/>
